--- a/docs2/exports/GCC_Partner_API_Integration_Guide_TEMPLATE.docx
+++ b/docs2/exports/GCC_Partner_API_Integration_Guide_TEMPLATE.docx
@@ -279,7 +279,7 @@
           <w:rFonts w:ascii="Segoe UI" w:eastAsia="Times New Roman" w:hAnsi="Segoe UI" w:cs="Segoe UI"/>
           <w:lang w:val="en"/>
         </w:rPr>
-        <w:t>Internal — remove before sending</w:t>
+        <w:t>How to use this template — delete this box before issuing</w:t>
       </w:r>
       <w:r>
         <w:rPr>
@@ -289,7 +289,22 @@
           <w:szCs w:val="18"/>
           <w:lang w:val="en"/>
         </w:rPr>
-        <w:t xml:space="preserve"> This is the generic partner template. Before issuing to a partner: (1) fill every </w:t>
+        <w:t xml:space="preserve"> This is the generic partner guide. It is complete except for the values that differ per partner. Before sending it to a partner:</w:t>
+        <w:br/>
+        <w:br/>
+        <w:t>1. Fill every [HIGHLIGHTED PLACEHOLDER]. These are the partner name, and the seven rows of the Your Connection panel in §2 — rate limit, permitted endpoints, key expiry and so on. Check each value against the API key actually issued to that partner rather than copying it from a previous partner's guide: a key restricted to a subset of endpoints returns 403 on the others, and §3 documents the full set.</w:t>
+        <w:br/>
+        <w:br/>
+        <w:t>2. Confirm the §4 validity model suits their use case. The API reports validity by whether a certificate is returned at all, not by a status value. That works for badging — displaying a current certification — but may not be sufficient for claim validation, where a partner needs to distinguish “expired” from “never existed”. §4 states this plainly; make sure the partner has read it before they build against it.</w:t>
+        <w:br/>
+        <w:br/>
+        <w:t>3. Never paste a live API key into this document. Keys are delivered separately by secure channel (see §2). This document is circulated by email and forwarded internally by partners; a key printed in it is a key you will have to rotate.</w:t>
+        <w:br/>
+        <w:br/>
+        <w:t>4. Record the issue in the internal issuance log, including the rate limit and endpoint scope this partner's copy states. If that behaviour later changes, the log is the only way to know whose copy became wrong.</w:t>
+        <w:br/>
+        <w:br/>
+        <w:t>The base URL is not a placeholder. The production host is database.greencirclecertified.com — a dedicated subdomain, because the application cannot be hosted on the same server as the main website. The former greencirclecertified.com/database path is retired and was never activated. It is the same for every partner; only the key, rate limit, scope and expiry vary.</w:t>
       </w:r>
       <w:r>
         <w:rPr>
@@ -300,7 +315,6 @@
           <w:szCs w:val="18"/>
           <w:lang w:val="en"/>
         </w:rPr>
-        <w:t>[HIGHLIGHTED PLACEHOLDER]</w:t>
       </w:r>
       <w:r>
         <w:rPr>
@@ -310,7 +324,6 @@
           <w:szCs w:val="18"/>
           <w:lang w:val="en"/>
         </w:rPr>
-        <w:t xml:space="preserve">, (2) resolve or delete every red TBD block, (3) confirm the §4 validity model suits this partner's use case — </w:t>
       </w:r>
       <w:r>
         <w:rPr>
@@ -320,7 +333,6 @@
           <w:szCs w:val="18"/>
           <w:lang w:val="en"/>
         </w:rPr>
-        <w:t xml:space="preserve">badging works with it, claim validation may not. §8 supplier/parent-company is settled: none is held, so none is sent. </w:t>
       </w:r>
       <w:r>
         <w:rPr>
@@ -330,7 +342,6 @@
           <w:szCs w:val="18"/>
           <w:lang w:val="en"/>
         </w:rPr>
-        <w:br/>
       </w:r>
       <w:r>
         <w:rPr>
@@ -340,7 +351,6 @@
           <w:szCs w:val="18"/>
           <w:lang w:val="en"/>
         </w:rPr>
-        <w:br/>
       </w:r>
       <w:r>
         <w:rPr>
@@ -351,7 +361,6 @@
           <w:szCs w:val="18"/>
           <w:lang w:val="en"/>
         </w:rPr>
-        <w:t>Settled since the last revision:</w:t>
       </w:r>
       <w:r>
         <w:rPr>
@@ -361,7 +370,6 @@
           <w:szCs w:val="18"/>
           <w:lang w:val="en"/>
         </w:rPr>
-        <w:t xml:space="preserve"> the production host is </w:t>
       </w:r>
       <w:r>
         <w:rPr>
@@ -369,7 +377,6 @@
           <w:color w:val="1A1A1A"/>
           <w:lang w:val="en"/>
         </w:rPr>
-        <w:t>database.greencirclecertified.com</w:t>
       </w:r>
       <w:r>
         <w:rPr>
@@ -379,7 +386,6 @@
           <w:szCs w:val="18"/>
           <w:lang w:val="en"/>
         </w:rPr>
-        <w:t xml:space="preserve"> — a dedicated subdomain, because the application cannot be hosted on the same server as the WordPress site. The former </w:t>
       </w:r>
       <w:r>
         <w:rPr>
@@ -387,7 +393,6 @@
           <w:color w:val="1A1A1A"/>
           <w:lang w:val="en"/>
         </w:rPr>
-        <w:t>greencirclecertified.com/database</w:t>
       </w:r>
       <w:r>
         <w:rPr>
@@ -397,7 +402,6 @@
           <w:szCs w:val="18"/>
           <w:lang w:val="en"/>
         </w:rPr>
-        <w:t xml:space="preserve"> path is retired and was never activated. The base URL is </w:t>
       </w:r>
       <w:r>
         <w:rPr>
@@ -407,7 +411,6 @@
           <w:szCs w:val="18"/>
           <w:lang w:val="en"/>
         </w:rPr>
-        <w:t xml:space="preserve">the same for every partner, so it is no longer a placeholder; only the key, rate limit, scope and expiry under </w:t>
       </w:r>
       <w:r>
         <w:rPr>
@@ -418,7 +421,6 @@
           <w:szCs w:val="18"/>
           <w:lang w:val="en"/>
         </w:rPr>
-        <w:t>Your Connection</w:t>
       </w:r>
       <w:r>
         <w:rPr>
@@ -428,7 +430,6 @@
           <w:szCs w:val="18"/>
           <w:lang w:val="en"/>
         </w:rPr>
-        <w:t xml:space="preserve"> vary per partner. </w:t>
       </w:r>
       <w:r>
         <w:rPr>
@@ -438,7 +439,6 @@
           <w:szCs w:val="18"/>
           <w:lang w:val="en"/>
         </w:rPr>
-        <w:br/>
       </w:r>
       <w:r>
         <w:rPr>
@@ -448,8 +448,6 @@
           <w:szCs w:val="18"/>
           <w:lang w:val="en"/>
         </w:rPr>
-        <w:br/>
-        <w:t xml:space="preserve">The rate limit in §2 is settled at 200/hour. </w:t>
       </w:r>
       <w:r>
         <w:rPr>
@@ -460,7 +458,6 @@
           <w:szCs w:val="18"/>
           <w:lang w:val="en"/>
         </w:rPr>
-        <w:t>DEF-345 is fixed but not yet deployed</w:t>
       </w:r>
       <w:r>
         <w:rPr>
@@ -470,7 +467,6 @@
           <w:szCs w:val="18"/>
           <w:lang w:val="en"/>
         </w:rPr>
-        <w:t xml:space="preserve"> — confirm the fix is live on production before issuing this guide to anyone (see the red block in §2). </w:t>
       </w:r>
       <w:r>
         <w:rPr>
@@ -481,7 +477,6 @@
           <w:szCs w:val="18"/>
           <w:lang w:val="en"/>
         </w:rPr>
-        <w:t>Never paste a live API key into this document</w:t>
       </w:r>
       <w:r>
         <w:rPr>
@@ -491,7 +486,6 @@
           <w:szCs w:val="18"/>
           <w:lang w:val="en"/>
         </w:rPr>
-        <w:t xml:space="preserve"> — keys are delivered separately by secure channel (see §2). </w:t>
       </w:r>
     </w:p>
     <w:p>
@@ -3281,135 +3275,6 @@
     </w:p>
     <w:p>
       <w:pPr>
-        <w:shd w:val="clear" w:color="auto" w:fill="FFEBEE"/>
-        <w:divId w:val="1173571387"/>
-        <w:rPr>
-          <w:rFonts w:ascii="Segoe UI" w:eastAsia="Times New Roman" w:hAnsi="Segoe UI" w:cs="Segoe UI"/>
-          <w:color w:val="1A1A1A"/>
-          <w:sz w:val="18"/>
-          <w:szCs w:val="18"/>
-          <w:lang w:val="en"/>
-        </w:rPr>
-      </w:pPr>
-      <w:r>
-        <w:rPr>
-          <w:rStyle w:val="tbd-label2"/>
-          <w:rFonts w:ascii="Segoe UI" w:eastAsia="Times New Roman" w:hAnsi="Segoe UI" w:cs="Segoe UI"/>
-          <w:lang w:val="en"/>
-        </w:rPr>
-        <w:t>Internal — verify on production, then delete</w:t>
-      </w:r>
-      <w:r>
-        <w:rPr>
-          <w:rFonts w:ascii="Segoe UI" w:eastAsia="Times New Roman" w:hAnsi="Segoe UI" w:cs="Segoe UI"/>
-          <w:color w:val="1A1A1A"/>
-          <w:sz w:val="18"/>
-          <w:szCs w:val="18"/>
-          <w:lang w:val="en"/>
-        </w:rPr>
-        <w:t xml:space="preserve"> </w:t>
-      </w:r>
-      <w:r>
-        <w:rPr>
-          <w:rStyle w:val="Strong"/>
-          <w:rFonts w:ascii="Segoe UI" w:eastAsia="Times New Roman" w:hAnsi="Segoe UI" w:cs="Segoe UI"/>
-          <w:color w:val="1A1A1A"/>
-          <w:sz w:val="18"/>
-          <w:szCs w:val="18"/>
-          <w:lang w:val="en"/>
-        </w:rPr>
-        <w:t>DEF-345 is fixed but not yet deployed.</w:t>
-      </w:r>
-      <w:r>
-        <w:rPr>
-          <w:rFonts w:ascii="Segoe UI" w:eastAsia="Times New Roman" w:hAnsi="Segoe UI" w:cs="Segoe UI"/>
-          <w:color w:val="1A1A1A"/>
-          <w:sz w:val="18"/>
-          <w:szCs w:val="18"/>
-          <w:lang w:val="en"/>
-        </w:rPr>
-        <w:t xml:space="preserve"> The limiter previously ran before </w:t>
-      </w:r>
-      <w:r>
-        <w:rPr>
-          <w:rFonts w:ascii="Segoe UI" w:eastAsia="Times New Roman" w:hAnsi="Segoe UI" w:cs="Segoe UI"/>
-          <w:color w:val="1A1A1A"/>
-          <w:sz w:val="18"/>
-          <w:szCs w:val="18"/>
-          <w:lang w:val="en"/>
-        </w:rPr>
-        <w:t xml:space="preserve">authentication, so partner keys were throttled as anonymous traffic at 100 requests/hour bucketed by IP address rather than by key — and that is what </w:t>
-      </w:r>
-      <w:r>
-        <w:rPr>
-          <w:rStyle w:val="HTMLCode"/>
-          <w:color w:val="1A1A1A"/>
-          <w:lang w:val="en"/>
-        </w:rPr>
-        <w:t>X-RateLimit-Limit</w:t>
-      </w:r>
-      <w:r>
-        <w:rPr>
-          <w:rFonts w:ascii="Segoe UI" w:eastAsia="Times New Roman" w:hAnsi="Segoe UI" w:cs="Segoe UI"/>
-          <w:color w:val="1A1A1A"/>
-          <w:sz w:val="18"/>
-          <w:szCs w:val="18"/>
-          <w:lang w:val="en"/>
-        </w:rPr>
-        <w:t xml:space="preserve"> returned. The fix was made and verified on localhost:5101 on 2026-08-10, but </w:t>
-      </w:r>
-      <w:r>
-        <w:rPr>
-          <w:rStyle w:val="Strong"/>
-          <w:rFonts w:ascii="Segoe UI" w:eastAsia="Times New Roman" w:hAnsi="Segoe UI" w:cs="Segoe UI"/>
-          <w:color w:val="1A1A1A"/>
-          <w:sz w:val="18"/>
-          <w:szCs w:val="18"/>
-          <w:lang w:val="en"/>
-        </w:rPr>
-        <w:t>has not shipped to production</w:t>
-      </w:r>
-      <w:r>
-        <w:rPr>
-          <w:rFonts w:ascii="Segoe UI" w:eastAsia="Times New Roman" w:hAnsi="Segoe UI" w:cs="Segoe UI"/>
-          <w:color w:val="1A1A1A"/>
-          <w:sz w:val="18"/>
-          <w:szCs w:val="18"/>
-          <w:lang w:val="en"/>
-        </w:rPr>
-        <w:t xml:space="preserve">. Before issuing this guide, call the production API with a partner key and confirm </w:t>
-      </w:r>
-      <w:r>
-        <w:rPr>
-          <w:rStyle w:val="HTMLCode"/>
-          <w:color w:val="1A1A1A"/>
-          <w:lang w:val="en"/>
-        </w:rPr>
-        <w:t>X-RateLimit-Limit: 200</w:t>
-      </w:r>
-      <w:r>
-        <w:rPr>
-          <w:rFonts w:ascii="Segoe UI" w:eastAsia="Times New Roman" w:hAnsi="Segoe UI" w:cs="Segoe UI"/>
-          <w:color w:val="1A1A1A"/>
-          <w:sz w:val="18"/>
-          <w:szCs w:val="18"/>
-          <w:lang w:val="en"/>
-        </w:rPr>
-        <w:t xml:space="preserve"> comes back; until that is verified, the 200/hour figure above is a </w:t>
-      </w:r>
-      <w:r>
-        <w:rPr>
-          <w:rFonts w:ascii="Segoe UI" w:eastAsia="Times New Roman" w:hAnsi="Segoe UI" w:cs="Segoe UI"/>
-          <w:color w:val="1A1A1A"/>
-          <w:sz w:val="18"/>
-          <w:szCs w:val="18"/>
-          <w:lang w:val="en"/>
-        </w:rPr>
-        <w:t xml:space="preserve">target rather than observed behaviour. Delete this block once confirmed on production. </w:t>
-      </w:r>
-    </w:p>
-    <w:p>
-      <w:pPr>
         <w:pStyle w:val="Heading2"/>
         <w:rPr>
           <w:rFonts w:ascii="Segoe UI" w:eastAsia="Times New Roman" w:hAnsi="Segoe UI" w:cs="Segoe UI"/>
@@ -4423,320 +4288,6 @@
           <w:lang w:val="en"/>
         </w:rPr>
         <w:t xml:space="preserve"> </w:t>
-      </w:r>
-    </w:p>
-    <w:p>
-      <w:pPr>
-        <w:shd w:val="clear" w:color="auto" w:fill="F0F4FF"/>
-        <w:divId w:val="1144783299"/>
-        <w:rPr>
-          <w:rFonts w:ascii="Segoe UI" w:eastAsia="Times New Roman" w:hAnsi="Segoe UI" w:cs="Segoe UI"/>
-          <w:color w:val="1A1A1A"/>
-          <w:sz w:val="20"/>
-          <w:szCs w:val="20"/>
-          <w:lang w:val="en"/>
-        </w:rPr>
-      </w:pPr>
-      <w:r>
-        <w:rPr>
-          <w:rStyle w:val="tag1"/>
-          <w:rFonts w:ascii="Segoe UI" w:eastAsia="Times New Roman" w:hAnsi="Segoe UI" w:cs="Segoe UI"/>
-          <w:color w:val="1A1A1A"/>
-          <w:lang w:val="en"/>
-        </w:rPr>
-        <w:t>GET</w:t>
-      </w:r>
-      <w:r>
-        <w:rPr>
-          <w:rFonts w:ascii="Segoe UI" w:eastAsia="Times New Roman" w:hAnsi="Segoe UI" w:cs="Segoe UI"/>
-          <w:color w:val="1A1A1A"/>
-          <w:sz w:val="20"/>
-          <w:szCs w:val="20"/>
-          <w:lang w:val="en"/>
-        </w:rPr>
-        <w:t xml:space="preserve"> </w:t>
-      </w:r>
-      <w:r>
-        <w:rPr>
-          <w:rFonts w:ascii="Cascadia Code" w:hAnsi="Cascadia Code" w:cs="Cascadia Code"/>
-          <w:b/>
-          <w:bCs/>
-          <w:color w:val="1A1A1A"/>
-          <w:sz w:val="20"/>
-          <w:szCs w:val="20"/>
-          <w:shd w:val="clear" w:color="auto" w:fill="F0F0F0"/>
-          <w:lang w:val="en"/>
-        </w:rPr>
-        <w:t>/certificates/search</w:t>
-      </w:r>
-    </w:p>
-    <w:p>
-      <w:pPr>
-        <w:divId w:val="535432581"/>
-        <w:rPr>
-          <w:rFonts w:ascii="Segoe UI" w:eastAsia="Times New Roman" w:hAnsi="Segoe UI" w:cs="Segoe UI"/>
-          <w:color w:val="1A1A1A"/>
-          <w:sz w:val="20"/>
-          <w:szCs w:val="20"/>
-          <w:lang w:val="en"/>
-        </w:rPr>
-      </w:pPr>
-      <w:r>
-        <w:rPr>
-          <w:rFonts w:ascii="Segoe UI" w:eastAsia="Times New Roman" w:hAnsi="Segoe UI" w:cs="Segoe UI"/>
-          <w:color w:val="1A1A1A"/>
-          <w:sz w:val="20"/>
-          <w:szCs w:val="20"/>
-          <w:lang w:val="en"/>
-        </w:rPr>
-        <w:t>Search certificates by free-text term and/or date ranges.</w:t>
-      </w:r>
-      <w:r>
-        <w:rPr>
-          <w:rFonts w:ascii="Segoe UI" w:eastAsia="Times New Roman" w:hAnsi="Segoe UI" w:cs="Segoe UI"/>
-          <w:color w:val="1A1A1A"/>
-          <w:sz w:val="20"/>
-          <w:szCs w:val="20"/>
-          <w:lang w:val="en"/>
-        </w:rPr>
-        <w:br/>
-      </w:r>
-      <w:r>
-        <w:rPr>
-          <w:rStyle w:val="Strong"/>
-          <w:rFonts w:ascii="Segoe UI" w:eastAsia="Times New Roman" w:hAnsi="Segoe UI" w:cs="Segoe UI"/>
-          <w:color w:val="1A1A1A"/>
-          <w:sz w:val="20"/>
-          <w:szCs w:val="20"/>
-          <w:lang w:val="en"/>
-        </w:rPr>
-        <w:t>Parameters:</w:t>
-      </w:r>
-      <w:r>
-        <w:rPr>
-          <w:rFonts w:ascii="Segoe UI" w:eastAsia="Times New Roman" w:hAnsi="Segoe UI" w:cs="Segoe UI"/>
-          <w:color w:val="1A1A1A"/>
-          <w:sz w:val="20"/>
-          <w:szCs w:val="20"/>
-          <w:lang w:val="en"/>
-        </w:rPr>
-        <w:t xml:space="preserve"> </w:t>
-      </w:r>
-      <w:r>
-        <w:rPr>
-          <w:rStyle w:val="HTMLCode"/>
-          <w:color w:val="1A1A1A"/>
-          <w:lang w:val="en"/>
-        </w:rPr>
-        <w:t>term</w:t>
-      </w:r>
-      <w:r>
-        <w:rPr>
-          <w:rFonts w:ascii="Segoe UI" w:eastAsia="Times New Roman" w:hAnsi="Segoe UI" w:cs="Segoe UI"/>
-          <w:color w:val="1A1A1A"/>
-          <w:sz w:val="20"/>
-          <w:szCs w:val="20"/>
-          <w:lang w:val="en"/>
-        </w:rPr>
-        <w:t xml:space="preserve">, </w:t>
-      </w:r>
-      <w:r>
-        <w:rPr>
-          <w:rStyle w:val="HTMLCode"/>
-          <w:color w:val="1A1A1A"/>
-          <w:lang w:val="en"/>
-        </w:rPr>
-        <w:t>effectiveDateFrom</w:t>
-      </w:r>
-      <w:r>
-        <w:rPr>
-          <w:rFonts w:ascii="Segoe UI" w:eastAsia="Times New Roman" w:hAnsi="Segoe UI" w:cs="Segoe UI"/>
-          <w:color w:val="1A1A1A"/>
-          <w:sz w:val="20"/>
-          <w:szCs w:val="20"/>
-          <w:lang w:val="en"/>
-        </w:rPr>
-        <w:t xml:space="preserve">, </w:t>
-      </w:r>
-      <w:r>
-        <w:rPr>
-          <w:rStyle w:val="HTMLCode"/>
-          <w:color w:val="1A1A1A"/>
-          <w:lang w:val="en"/>
-        </w:rPr>
-        <w:t>effectiveDateTo</w:t>
-      </w:r>
-      <w:r>
-        <w:rPr>
-          <w:rFonts w:ascii="Segoe UI" w:eastAsia="Times New Roman" w:hAnsi="Segoe UI" w:cs="Segoe UI"/>
-          <w:color w:val="1A1A1A"/>
-          <w:sz w:val="20"/>
-          <w:szCs w:val="20"/>
-          <w:lang w:val="en"/>
-        </w:rPr>
-        <w:t xml:space="preserve">, </w:t>
-      </w:r>
-      <w:r>
-        <w:rPr>
-          <w:rStyle w:val="HTMLCode"/>
-          <w:color w:val="1A1A1A"/>
-          <w:lang w:val="en"/>
-        </w:rPr>
-        <w:t>expirationDateFrom</w:t>
-      </w:r>
-      <w:r>
-        <w:rPr>
-          <w:rFonts w:ascii="Segoe UI" w:eastAsia="Times New Roman" w:hAnsi="Segoe UI" w:cs="Segoe UI"/>
-          <w:color w:val="1A1A1A"/>
-          <w:sz w:val="20"/>
-          <w:szCs w:val="20"/>
-          <w:lang w:val="en"/>
-        </w:rPr>
-        <w:t xml:space="preserve">, </w:t>
-      </w:r>
-      <w:r>
-        <w:rPr>
-          <w:rStyle w:val="HTMLCode"/>
-          <w:color w:val="1A1A1A"/>
-          <w:lang w:val="en"/>
-        </w:rPr>
-        <w:t>expirationDateTo</w:t>
-      </w:r>
-      <w:r>
-        <w:rPr>
-          <w:rFonts w:ascii="Segoe UI" w:eastAsia="Times New Roman" w:hAnsi="Segoe UI" w:cs="Segoe UI"/>
-          <w:color w:val="1A1A1A"/>
-          <w:sz w:val="20"/>
-          <w:szCs w:val="20"/>
-          <w:lang w:val="en"/>
-        </w:rPr>
-        <w:t xml:space="preserve">, </w:t>
-      </w:r>
-      <w:r>
-        <w:rPr>
-          <w:rFonts w:ascii="Segoe UI" w:eastAsia="Times New Roman" w:hAnsi="Segoe UI" w:cs="Segoe UI"/>
-          <w:color w:val="1A1A1A"/>
-          <w:sz w:val="20"/>
-          <w:szCs w:val="20"/>
-          <w:lang w:val="en"/>
-        </w:rPr>
-        <w:t xml:space="preserve">plus pagination parameters </w:t>
-      </w:r>
-    </w:p>
-    <w:p>
-      <w:pPr>
-        <w:shd w:val="clear" w:color="auto" w:fill="F0F4FF"/>
-        <w:divId w:val="2033258185"/>
-        <w:rPr>
-          <w:rFonts w:ascii="Segoe UI" w:eastAsia="Times New Roman" w:hAnsi="Segoe UI" w:cs="Segoe UI"/>
-          <w:color w:val="1A1A1A"/>
-          <w:sz w:val="20"/>
-          <w:szCs w:val="20"/>
-          <w:lang w:val="en"/>
-        </w:rPr>
-      </w:pPr>
-      <w:r>
-        <w:rPr>
-          <w:rStyle w:val="tag1"/>
-          <w:rFonts w:ascii="Segoe UI" w:eastAsia="Times New Roman" w:hAnsi="Segoe UI" w:cs="Segoe UI"/>
-          <w:color w:val="1A1A1A"/>
-          <w:lang w:val="en"/>
-        </w:rPr>
-        <w:t>GET</w:t>
-      </w:r>
-      <w:r>
-        <w:rPr>
-          <w:rFonts w:ascii="Segoe UI" w:eastAsia="Times New Roman" w:hAnsi="Segoe UI" w:cs="Segoe UI"/>
-          <w:color w:val="1A1A1A"/>
-          <w:sz w:val="20"/>
-          <w:szCs w:val="20"/>
-          <w:lang w:val="en"/>
-        </w:rPr>
-        <w:t xml:space="preserve"> </w:t>
-      </w:r>
-      <w:r>
-        <w:rPr>
-          <w:rFonts w:ascii="Cascadia Code" w:hAnsi="Cascadia Code" w:cs="Cascadia Code"/>
-          <w:b/>
-          <w:bCs/>
-          <w:color w:val="1A1A1A"/>
-          <w:sz w:val="20"/>
-          <w:szCs w:val="20"/>
-          <w:shd w:val="clear" w:color="auto" w:fill="F0F0F0"/>
-          <w:lang w:val="en"/>
-        </w:rPr>
-        <w:t>/certificates/expiring</w:t>
-      </w:r>
-    </w:p>
-    <w:p>
-      <w:pPr>
-        <w:divId w:val="1202014986"/>
-        <w:rPr>
-          <w:rFonts w:ascii="Segoe UI" w:eastAsia="Times New Roman" w:hAnsi="Segoe UI" w:cs="Segoe UI"/>
-          <w:color w:val="1A1A1A"/>
-          <w:sz w:val="20"/>
-          <w:szCs w:val="20"/>
-          <w:lang w:val="en"/>
-        </w:rPr>
-      </w:pPr>
-      <w:r>
-        <w:rPr>
-          <w:rFonts w:ascii="Segoe UI" w:eastAsia="Times New Roman" w:hAnsi="Segoe UI" w:cs="Segoe UI"/>
-          <w:color w:val="1A1A1A"/>
-          <w:sz w:val="20"/>
-          <w:szCs w:val="20"/>
-          <w:lang w:val="en"/>
-        </w:rPr>
-        <w:t>List certificates expiring within a given window — useful for scheduling revalidation of claims before they lapse.</w:t>
-      </w:r>
-      <w:r>
-        <w:rPr>
-          <w:rFonts w:ascii="Segoe UI" w:eastAsia="Times New Roman" w:hAnsi="Segoe UI" w:cs="Segoe UI"/>
-          <w:color w:val="1A1A1A"/>
-          <w:sz w:val="20"/>
-          <w:szCs w:val="20"/>
-          <w:lang w:val="en"/>
-        </w:rPr>
-        <w:br/>
-      </w:r>
-      <w:r>
-        <w:rPr>
-          <w:rStyle w:val="Strong"/>
-          <w:rFonts w:ascii="Segoe UI" w:eastAsia="Times New Roman" w:hAnsi="Segoe UI" w:cs="Segoe UI"/>
-          <w:color w:val="1A1A1A"/>
-          <w:sz w:val="20"/>
-          <w:szCs w:val="20"/>
-          <w:lang w:val="en"/>
-        </w:rPr>
-        <w:t>Parameters:</w:t>
-      </w:r>
-      <w:r>
-        <w:rPr>
-          <w:rFonts w:ascii="Segoe UI" w:eastAsia="Times New Roman" w:hAnsi="Segoe UI" w:cs="Segoe UI"/>
-          <w:color w:val="1A1A1A"/>
-          <w:sz w:val="20"/>
-          <w:szCs w:val="20"/>
-          <w:lang w:val="en"/>
-        </w:rPr>
-        <w:t xml:space="preserve"> </w:t>
-      </w:r>
-      <w:r>
-        <w:rPr>
-          <w:rStyle w:val="HTMLCode"/>
-          <w:color w:val="1A1A1A"/>
-          <w:lang w:val="en"/>
-        </w:rPr>
-        <w:t>days</w:t>
-      </w:r>
-      <w:r>
-        <w:rPr>
-          <w:rFonts w:ascii="Segoe UI" w:eastAsia="Times New Roman" w:hAnsi="Segoe UI" w:cs="Segoe UI"/>
-          <w:color w:val="1A1A1A"/>
-          <w:sz w:val="20"/>
-          <w:szCs w:val="20"/>
-          <w:lang w:val="en"/>
-        </w:rPr>
-        <w:t xml:space="preserve"> (default 30), plus pagination parameters </w:t>
       </w:r>
     </w:p>
     <w:p>
@@ -7821,312 +7372,6 @@
     </w:p>
     <w:p>
       <w:pPr>
-        <w:shd w:val="clear" w:color="auto" w:fill="FFEBEE"/>
-        <w:divId w:val="194973389"/>
-        <w:rPr>
-          <w:rFonts w:ascii="Segoe UI" w:eastAsia="Times New Roman" w:hAnsi="Segoe UI" w:cs="Segoe UI"/>
-          <w:color w:val="1A1A1A"/>
-          <w:sz w:val="18"/>
-          <w:szCs w:val="18"/>
-          <w:lang w:val="en"/>
-        </w:rPr>
-      </w:pPr>
-      <w:r>
-        <w:rPr>
-          <w:rStyle w:val="tbd-label2"/>
-          <w:rFonts w:ascii="Segoe UI" w:eastAsia="Times New Roman" w:hAnsi="Segoe UI" w:cs="Segoe UI"/>
-          <w:lang w:val="en"/>
-        </w:rPr>
-        <w:t>Internal — confirm scope, then delete</w:t>
-      </w:r>
-      <w:r>
-        <w:rPr>
-          <w:rFonts w:ascii="Segoe UI" w:eastAsia="Times New Roman" w:hAnsi="Segoe UI" w:cs="Segoe UI"/>
-          <w:color w:val="1A1A1A"/>
-          <w:sz w:val="18"/>
-          <w:szCs w:val="18"/>
-          <w:lang w:val="en"/>
-        </w:rPr>
-        <w:t xml:space="preserve"> </w:t>
-      </w:r>
-      <w:r>
-        <w:rPr>
-          <w:rStyle w:val="Strong"/>
-          <w:rFonts w:ascii="Segoe UI" w:eastAsia="Times New Roman" w:hAnsi="Segoe UI" w:cs="Segoe UI"/>
-          <w:color w:val="1A1A1A"/>
-          <w:sz w:val="18"/>
-          <w:szCs w:val="18"/>
-          <w:lang w:val="en"/>
-        </w:rPr>
-        <w:t>This documents current behaviour (active-only), which is option (a) of the original open decision.</w:t>
-      </w:r>
-      <w:r>
-        <w:rPr>
-          <w:rFonts w:ascii="Segoe UI" w:eastAsia="Times New Roman" w:hAnsi="Segoe UI" w:cs="Segoe UI"/>
-          <w:color w:val="1A1A1A"/>
-          <w:sz w:val="18"/>
-          <w:szCs w:val="18"/>
-          <w:lang w:val="en"/>
-        </w:rPr>
-        <w:t xml:space="preserve"> Internally: the filter is </w:t>
-      </w:r>
-      <w:r>
-        <w:rPr>
-          <w:rStyle w:val="HTMLCode"/>
-          <w:color w:val="1A1A1A"/>
-          <w:lang w:val="en"/>
-        </w:rPr>
-        <w:t>CertificateStatusHelper.PublicStatuses</w:t>
-      </w:r>
-      <w:r>
-        <w:rPr>
-          <w:rFonts w:ascii="Segoe UI" w:eastAsia="Times New Roman" w:hAnsi="Segoe UI" w:cs="Segoe UI"/>
-          <w:color w:val="1A1A1A"/>
-          <w:sz w:val="18"/>
-          <w:szCs w:val="18"/>
-          <w:lang w:val="en"/>
-        </w:rPr>
-        <w:t xml:space="preserve"> = {</w:t>
-      </w:r>
-      <w:r>
-        <w:rPr>
-          <w:rStyle w:val="Emphasis"/>
-          <w:rFonts w:ascii="Segoe UI" w:eastAsia="Times New Roman" w:hAnsi="Segoe UI" w:cs="Segoe UI"/>
-          <w:color w:val="1A1A1A"/>
-          <w:sz w:val="18"/>
-          <w:szCs w:val="18"/>
-          <w:lang w:val="en"/>
-        </w:rPr>
-        <w:t>Client Approved - Paid</w:t>
-      </w:r>
-      <w:r>
-        <w:rPr>
-          <w:rFonts w:ascii="Segoe UI" w:eastAsia="Times New Roman" w:hAnsi="Segoe UI" w:cs="Segoe UI"/>
-          <w:color w:val="1A1A1A"/>
-          <w:sz w:val="18"/>
-          <w:szCs w:val="18"/>
-          <w:lang w:val="en"/>
-        </w:rPr>
-        <w:t xml:space="preserve">, </w:t>
-      </w:r>
-      <w:r>
-        <w:rPr>
-          <w:rStyle w:val="Emphasis"/>
-          <w:rFonts w:ascii="Segoe UI" w:eastAsia="Times New Roman" w:hAnsi="Segoe UI" w:cs="Segoe UI"/>
-          <w:color w:val="1A1A1A"/>
-          <w:sz w:val="18"/>
-          <w:szCs w:val="18"/>
-          <w:lang w:val="en"/>
-        </w:rPr>
-        <w:t>Republished</w:t>
-      </w:r>
-      <w:r>
-        <w:rPr>
-          <w:rFonts w:ascii="Segoe UI" w:eastAsia="Times New Roman" w:hAnsi="Segoe UI" w:cs="Segoe UI"/>
-          <w:color w:val="1A1A1A"/>
-          <w:sz w:val="18"/>
-          <w:szCs w:val="18"/>
-          <w:lang w:val="en"/>
-        </w:rPr>
-        <w:t xml:space="preserve">} applied at </w:t>
-      </w:r>
-      <w:r>
-        <w:rPr>
-          <w:rStyle w:val="HTMLCode"/>
-          <w:color w:val="1A1A1A"/>
-          <w:lang w:val="en"/>
-        </w:rPr>
-        <w:t>Controllers/Api/v1/CertificatesController.cs:173,201</w:t>
-      </w:r>
-      <w:r>
-        <w:rPr>
-          <w:rFonts w:ascii="Segoe UI" w:eastAsia="Times New Roman" w:hAnsi="Segoe UI" w:cs="Segoe UI"/>
-          <w:color w:val="1A1A1A"/>
-          <w:sz w:val="18"/>
-          <w:szCs w:val="18"/>
-          <w:lang w:val="en"/>
-        </w:rPr>
-        <w:t xml:space="preserve"> for lists and </w:t>
-      </w:r>
-      <w:r>
-        <w:rPr>
-          <w:rStyle w:val="HTMLCode"/>
-          <w:color w:val="1A1A1A"/>
-          <w:lang w:val="en"/>
-        </w:rPr>
-        <w:t>:388,442</w:t>
-      </w:r>
-      <w:r>
-        <w:rPr>
-          <w:rFonts w:ascii="Segoe UI" w:eastAsia="Times New Roman" w:hAnsi="Segoe UI" w:cs="Segoe UI"/>
-          <w:color w:val="1A1A1A"/>
-          <w:sz w:val="18"/>
-          <w:szCs w:val="18"/>
-          <w:lang w:val="en"/>
-        </w:rPr>
-        <w:t xml:space="preserve"> for single lookups; the literal </w:t>
-      </w:r>
-      <w:r>
-        <w:rPr>
-          <w:rStyle w:val="HTMLCode"/>
-          <w:color w:val="1A1A1A"/>
-          <w:lang w:val="en"/>
-        </w:rPr>
-        <w:t>"Active"</w:t>
-      </w:r>
-      <w:r>
-        <w:rPr>
-          <w:rFonts w:ascii="Segoe UI" w:eastAsia="Times New Roman" w:hAnsi="Segoe UI" w:cs="Segoe UI"/>
-          <w:color w:val="1A1A1A"/>
-          <w:sz w:val="18"/>
-          <w:szCs w:val="18"/>
-          <w:lang w:val="en"/>
-        </w:rPr>
-        <w:t xml:space="preserve"> </w:t>
-      </w:r>
-      <w:r>
-        <w:rPr>
-          <w:rFonts w:ascii="Segoe UI" w:eastAsia="Times New Roman" w:hAnsi="Segoe UI" w:cs="Segoe UI"/>
-          <w:color w:val="1A1A1A"/>
-          <w:sz w:val="18"/>
-          <w:szCs w:val="18"/>
-          <w:lang w:val="en"/>
-        </w:rPr>
-        <w:t xml:space="preserve">is set at </w:t>
-      </w:r>
-      <w:r>
-        <w:rPr>
-          <w:rStyle w:val="HTMLCode"/>
-          <w:color w:val="1A1A1A"/>
-          <w:lang w:val="en"/>
-        </w:rPr>
-        <w:t>:251,315</w:t>
-      </w:r>
-      <w:r>
-        <w:rPr>
-          <w:rFonts w:ascii="Segoe UI" w:eastAsia="Times New Roman" w:hAnsi="Segoe UI" w:cs="Segoe UI"/>
-          <w:color w:val="1A1A1A"/>
-          <w:sz w:val="18"/>
-          <w:szCs w:val="18"/>
-          <w:lang w:val="en"/>
-        </w:rPr>
-        <w:t xml:space="preserve">. Eight internal states exist and none of them is "revoked." </w:t>
-      </w:r>
-      <w:r>
-        <w:rPr>
-          <w:rFonts w:ascii="Segoe UI" w:eastAsia="Times New Roman" w:hAnsi="Segoe UI" w:cs="Segoe UI"/>
-          <w:color w:val="1A1A1A"/>
-          <w:sz w:val="18"/>
-          <w:szCs w:val="18"/>
-          <w:lang w:val="en"/>
-        </w:rPr>
-        <w:br/>
-      </w:r>
-      <w:r>
-        <w:rPr>
-          <w:rFonts w:ascii="Segoe UI" w:eastAsia="Times New Roman" w:hAnsi="Segoe UI" w:cs="Segoe UI"/>
-          <w:color w:val="1A1A1A"/>
-          <w:sz w:val="18"/>
-          <w:szCs w:val="18"/>
-          <w:lang w:val="en"/>
-        </w:rPr>
-        <w:br/>
-        <w:t xml:space="preserve">If this partner's use case is </w:t>
-      </w:r>
-      <w:r>
-        <w:rPr>
-          <w:rStyle w:val="Emphasis"/>
-          <w:rFonts w:ascii="Segoe UI" w:eastAsia="Times New Roman" w:hAnsi="Segoe UI" w:cs="Segoe UI"/>
-          <w:color w:val="1A1A1A"/>
-          <w:sz w:val="18"/>
-          <w:szCs w:val="18"/>
-          <w:lang w:val="en"/>
-        </w:rPr>
-        <w:t>claim validation</w:t>
-      </w:r>
-      <w:r>
-        <w:rPr>
-          <w:rFonts w:ascii="Segoe UI" w:eastAsia="Times New Roman" w:hAnsi="Segoe UI" w:cs="Segoe UI"/>
-          <w:color w:val="1A1A1A"/>
-          <w:sz w:val="18"/>
-          <w:szCs w:val="18"/>
-          <w:lang w:val="en"/>
-        </w:rPr>
-        <w:t xml:space="preserve"> rather than badging, confirm that presence/absence is sufficient for them. Novi's guidance, for example, asks for </w:t>
-      </w:r>
-      <w:r>
-        <w:rPr>
-          <w:rStyle w:val="Strong"/>
-          <w:rFonts w:ascii="Segoe UI" w:eastAsia="Times New Roman" w:hAnsi="Segoe UI" w:cs="Segoe UI"/>
-          <w:color w:val="1A1A1A"/>
-          <w:sz w:val="18"/>
-          <w:szCs w:val="18"/>
-          <w:lang w:val="en"/>
-        </w:rPr>
-        <w:t>Valid / Expired / Revoked-or-invalid</w:t>
-      </w:r>
-      <w:r>
-        <w:rPr>
-          <w:rFonts w:ascii="Segoe UI" w:eastAsia="Times New Roman" w:hAnsi="Segoe UI" w:cs="Segoe UI"/>
-          <w:color w:val="1A1A1A"/>
-          <w:sz w:val="18"/>
-          <w:szCs w:val="18"/>
-          <w:lang w:val="en"/>
-        </w:rPr>
-        <w:t xml:space="preserve"> as distinct values — which this contract cannot supply. That is raised as </w:t>
-      </w:r>
-      <w:r>
-        <w:rPr>
-          <w:rStyle w:val="Strong"/>
-          <w:rFonts w:ascii="Segoe UI" w:eastAsia="Times New Roman" w:hAnsi="Segoe UI" w:cs="Segoe UI"/>
-          <w:color w:val="1A1A1A"/>
-          <w:sz w:val="18"/>
-          <w:szCs w:val="18"/>
-          <w:lang w:val="en"/>
-        </w:rPr>
-        <w:t>CR-035</w:t>
-      </w:r>
-      <w:r>
-        <w:rPr>
-          <w:rFonts w:ascii="Segoe UI" w:eastAsia="Times New Roman" w:hAnsi="Segoe UI" w:cs="Segoe UI"/>
-          <w:color w:val="1A1A1A"/>
-          <w:sz w:val="18"/>
-          <w:szCs w:val="18"/>
-          <w:lang w:val="en"/>
-        </w:rPr>
-        <w:t xml:space="preserve"> (proposed, not built): it changes the response filter, the frozen </w:t>
-      </w:r>
-      <w:r>
-        <w:rPr>
-          <w:rStyle w:val="HTMLCode"/>
-          <w:color w:val="1A1A1A"/>
-          <w:lang w:val="en"/>
-        </w:rPr>
-        <w:t>/api/v1/certificates*</w:t>
-      </w:r>
-      <w:r>
-        <w:rPr>
-          <w:rFonts w:ascii="Segoe UI" w:eastAsia="Times New Roman" w:hAnsi="Segoe UI" w:cs="Segoe UI"/>
-          <w:color w:val="1A1A1A"/>
-          <w:sz w:val="18"/>
-          <w:szCs w:val="18"/>
-          <w:lang w:val="en"/>
-        </w:rPr>
-        <w:t xml:space="preserve"> shape, and — because no "revoked" state exists — </w:t>
-      </w:r>
-      <w:r>
-        <w:rPr>
-          <w:rFonts w:ascii="Segoe UI" w:eastAsia="Times New Roman" w:hAnsi="Segoe UI" w:cs="Segoe UI"/>
-          <w:color w:val="1A1A1A"/>
-          <w:sz w:val="18"/>
-          <w:szCs w:val="18"/>
-          <w:lang w:val="en"/>
-        </w:rPr>
-        <w:t xml:space="preserve">potentially the 8-state workflow itself, so it needs client decisions and Amazon sign-off. Do not promise a partner anything beyond the table above until CR-035 is resolved. </w:t>
-      </w:r>
-    </w:p>
-    <w:p>
-      <w:pPr>
         <w:pStyle w:val="Heading3"/>
         <w:rPr>
           <w:rFonts w:ascii="Segoe UI" w:eastAsia="Times New Roman" w:hAnsi="Segoe UI" w:cs="Segoe UI"/>
@@ -17620,7 +16865,7 @@
                 <w:sz w:val="18"/>
                 <w:szCs w:val="18"/>
               </w:rPr>
-              <w:t xml:space="preserve">Confirm presence/absence validity (§4) is sufficient for this partner's use case — a claim-validation partner may need Valid/Expired/Revoked as distinct values, which requires a change request. Rate limit is settled at 200/hour, but verify </w:t>
+              <w:t>Confirm the presence/absence validity model (§4) is sufficient for this partner's use case — a claim-validation partner may need Valid / Expired / Revoked as distinct values, which is not part of the current contract. Confirm the rate limit stated in §2 against the key being issued</w:t>
             </w:r>
             <w:r>
               <w:rPr>
@@ -17630,16 +16875,14 @@
                 <w:sz w:val="18"/>
                 <w:szCs w:val="18"/>
               </w:rPr>
-              <w:t>DEF-345</w:t>
-            </w:r>
-            <w:r>
-              <w:rPr>
-                <w:rFonts w:ascii="Segoe UI" w:eastAsia="Times New Roman" w:hAnsi="Segoe UI" w:cs="Segoe UI"/>
-                <w:color w:val="1A1A1A"/>
-                <w:sz w:val="18"/>
-                <w:szCs w:val="18"/>
-              </w:rPr>
-              <w:t xml:space="preserve"> has shipped or the server will not honour it</w:t>
+            </w:r>
+            <w:r>
+              <w:rPr>
+                <w:rFonts w:ascii="Segoe UI" w:eastAsia="Times New Roman" w:hAnsi="Segoe UI" w:cs="Segoe UI"/>
+                <w:color w:val="1A1A1A"/>
+                <w:sz w:val="18"/>
+                <w:szCs w:val="18"/>
+              </w:rPr>
             </w:r>
           </w:p>
         </w:tc>

--- a/docs2/exports/GCC_Partner_API_Integration_Guide_TEMPLATE.docx
+++ b/docs2/exports/GCC_Partner_API_Integration_Guide_TEMPLATE.docx
@@ -71,7 +71,7 @@
           <w:szCs w:val="19"/>
           <w:lang w:val="en"/>
         </w:rPr>
-        <w:t>Version:</w:t>
+        <w:t>Version: 1.2</w:t>
       </w:r>
       <w:r>
         <w:rPr>
@@ -81,7 +81,6 @@
           <w:szCs w:val="19"/>
           <w:lang w:val="en"/>
         </w:rPr>
-        <w:t xml:space="preserve"> 1.1</w:t>
       </w:r>
     </w:p>
     <w:p>
@@ -12307,7 +12306,7 @@
           <w:shd w:val="clear" w:color="auto" w:fill="F0F0F0"/>
           <w:lang w:val="en"/>
         </w:rPr>
-        <w:t>GET /api/v1/certificates?pageNumber=1&amp;pageSize=100</w:t>
+        <w:t>GET /api/v1/certificates?includeProductIds=true&amp;pageNumber=1&amp;pageSize=100</w:t>
       </w:r>
     </w:p>
     <w:p>
@@ -12547,7 +12546,7 @@
           <w:shd w:val="clear" w:color="auto" w:fill="F0F0F0"/>
           <w:lang w:val="en"/>
         </w:rPr>
-        <w:t>GET /api/v1/certificates?pageNumber=2&amp;pageSize=100</w:t>
+        <w:t>GET /api/v1/certificates?includeProductIds=true&amp;pageNumber=2&amp;pageSize=100</w:t>
       </w:r>
     </w:p>
     <w:p>
@@ -17587,7 +17586,9 @@
           <w:szCs w:val="16"/>
           <w:lang w:val="en"/>
         </w:rPr>
-        <w:t xml:space="preserve">GCC Database Partner API — Partner Integration Guide — v1.1 — </w:t>
+        <w:t>GCC Database Partner API — Partner Integration Guide — v1.2 — [MONTH YEAR]</w:t>
+        <w:br/>
+        <w:t xml:space="preserve">© [YEAR] GreenCircle Certified. All rights reserved. </w:t>
       </w:r>
       <w:r>
         <w:rPr>
@@ -17598,7 +17599,6 @@
           <w:szCs w:val="16"/>
           <w:lang w:val="en"/>
         </w:rPr>
-        <w:t>[MONTH YEAR]</w:t>
       </w:r>
       <w:r>
         <w:rPr>
@@ -17608,8 +17608,6 @@
           <w:szCs w:val="16"/>
           <w:lang w:val="en"/>
         </w:rPr>
-        <w:br/>
-        <w:t xml:space="preserve">© </w:t>
       </w:r>
       <w:r>
         <w:rPr>
@@ -17620,7 +17618,6 @@
           <w:szCs w:val="16"/>
           <w:lang w:val="en"/>
         </w:rPr>
-        <w:t>[YEAR]</w:t>
       </w:r>
       <w:r>
         <w:rPr>
@@ -17630,7 +17627,6 @@
           <w:szCs w:val="16"/>
           <w:lang w:val="en"/>
         </w:rPr>
-        <w:t xml:space="preserve"> GreenCircle Certified. All rights reserved. </w:t>
       </w:r>
     </w:p>
     <w:sectPr>

--- a/docs2/exports/GCC_Partner_API_Integration_Guide_TEMPLATE.docx
+++ b/docs2/exports/GCC_Partner_API_Integration_Guide_TEMPLATE.docx
@@ -71,7 +71,7 @@
           <w:szCs w:val="19"/>
           <w:lang w:val="en"/>
         </w:rPr>
-        <w:t>Version: 1.2</w:t>
+        <w:t>Version: 1.3</w:t>
       </w:r>
       <w:r>
         <w:rPr>
@@ -303,7 +303,7 @@
         <w:t>4. Record the issue in the internal issuance log, including the rate limit and endpoint scope this partner's copy states. If that behaviour later changes, the log is the only way to know whose copy became wrong.</w:t>
         <w:br/>
         <w:br/>
-        <w:t>The base URL is not a placeholder. The production host is database.greencirclecertified.com — a dedicated subdomain, because the application cannot be hosted on the same server as the main website. The former greencirclecertified.com/database path is retired and was never activated. It is the same for every partner; only the key, rate limit, scope and expiry vary.</w:t>
+        <w:t>The base URL is not a placeholder. The production host is db.greencirclecertified.com — a dedicated subdomain, because the application cannot be hosted on the same server as the main website. It is the address the certificate database has always used, so links already in circulation keep working. Call it directly: database.greencirclecertified.com forwards web visitors to it, but an API client should not rely on a redirect. The former greencirclecertified.com/database path is retired and was never activated. It is the same for every partner; only the key, rate limit, scope and expiry vary.</w:t>
       </w:r>
       <w:r>
         <w:rPr>
@@ -951,7 +951,7 @@
                 <w:rStyle w:val="HTMLCode"/>
                 <w:color w:val="1A1A1A"/>
               </w:rPr>
-              <w:t>https://database.greencirclecertified.com/api/v1</w:t>
+              <w:t>https://db.greencirclecertified.com/api/v1</w:t>
             </w:r>
             <w:r>
               <w:rPr>
@@ -1059,7 +1059,7 @@
                 <w:rStyle w:val="HTMLCode"/>
                 <w:color w:val="1A1A1A"/>
               </w:rPr>
-              <w:t>https://gccwebapp.com/api/v1</w:t>
+              <w:t>https://dbtest.greencirclecertified.com/api/v1</w:t>
             </w:r>
             <w:r>
               <w:rPr>
@@ -1712,7 +1712,7 @@
           <w:shd w:val="clear" w:color="auto" w:fill="F0F0F0"/>
           <w:lang w:val="en"/>
         </w:rPr>
-        <w:t>curl -X GET "https://database.greencirclecertified.com/api/v1/certificates/gs1" \</w:t>
+        <w:t>curl -X GET "https://db.greencirclecertified.com/api/v1/certificates/gs1" \</w:t>
       </w:r>
     </w:p>
     <w:p>
@@ -3315,7 +3315,7 @@
           <w:color w:val="1A1A1A"/>
           <w:lang w:val="en"/>
         </w:rPr>
-        <w:t>https://database.greencirclecertified.com/api/v1</w:t>
+        <w:t>https://db.greencirclecertified.com/api/v1</w:t>
       </w:r>
     </w:p>
     <w:p>
@@ -8664,7 +8664,7 @@
           <w:shd w:val="clear" w:color="auto" w:fill="F0F0F0"/>
           <w:lang w:val="en"/>
         </w:rPr>
-        <w:t xml:space="preserve">  "id": "https://database.greencirclecertified.com/api/v1/certificates/gs1/24-0366",</w:t>
+        <w:t xml:space="preserve">  "id": "https://db.greencirclecertified.com/api/v1/certificates/gs1/24-0366",</w:t>
       </w:r>
     </w:p>
     <w:p>
@@ -9340,7 +9340,7 @@
           <w:color w:val="1A1A1A"/>
           <w:lang w:val="en"/>
         </w:rPr>
-        <w:t>https://database.greencirclecertified.com/api/v1/…</w:t>
+        <w:t>https://db.greencirclecertified.com/api/v1/…</w:t>
       </w:r>
       <w:r>
         <w:rPr>
@@ -9358,7 +9358,7 @@
           <w:color w:val="1A1A1A"/>
           <w:lang w:val="en"/>
         </w:rPr>
-        <w:t>https://gccwebapp.com/api/v1/…</w:t>
+        <w:t>https://dbtest.greencirclecertified.com/api/v1/…</w:t>
       </w:r>
       <w:r>
         <w:rPr>
@@ -17586,7 +17586,7 @@
           <w:szCs w:val="16"/>
           <w:lang w:val="en"/>
         </w:rPr>
-        <w:t>GCC Database Partner API — Partner Integration Guide — v1.2 — [MONTH YEAR]</w:t>
+        <w:t>GCC Database Partner API — Partner Integration Guide — v1.3 — [MONTH YEAR]</w:t>
         <w:br/>
         <w:t xml:space="preserve">© [YEAR] GreenCircle Certified. All rights reserved. </w:t>
       </w:r>
@@ -17630,6 +17630,8 @@
       </w:r>
     </w:p>
     <w:sectPr>
+      <w:headerReference w:type="default" r:id="rId6"/>
+      <w:footerReference w:type="default" r:id="rId7"/>
       <w:pgSz w:w="12240" w:h="15840"/>
       <w:pgMar w:top="1440" w:right="1440" w:bottom="1440" w:left="1440" w:header="720" w:footer="720" w:gutter="0"/>
       <w:cols w:space="720"/>
@@ -17637,6 +17639,26 @@
     </w:sectPr>
   </w:body>
 </w:document>
+</file>
+
+<file path=word/footer1.xml><?xml version="1.0" encoding="utf-8"?>
+<w:ftr xmlns:m="http://schemas.openxmlformats.org/officeDocument/2006/math" xmlns:mc="http://schemas.openxmlformats.org/markup-compatibility/2006" xmlns:mo="http://schemas.microsoft.com/office/mac/office/2008/main" xmlns:mv="urn:schemas-microsoft-com:mac:vml" xmlns:o="urn:schemas-microsoft-com:office:office" xmlns:r="http://schemas.openxmlformats.org/officeDocument/2006/relationships" xmlns:v="urn:schemas-microsoft-com:vml" xmlns:w10="urn:schemas-microsoft-com:office:word" xmlns:w14="http://schemas.microsoft.com/office/word/2010/wordml" xmlns:w="http://schemas.openxmlformats.org/wordprocessingml/2006/main" xmlns:wne="http://schemas.microsoft.com/office/word/2006/wordml" xmlns:wp14="http://schemas.microsoft.com/office/word/2010/wordprocessingDrawing" xmlns:wp="http://schemas.openxmlformats.org/drawingml/2006/wordprocessingDrawing" xmlns:wpc="http://schemas.microsoft.com/office/word/2010/wordprocessingCanvas" xmlns:wpg="http://schemas.microsoft.com/office/word/2010/wordprocessingGroup" xmlns:wpi="http://schemas.microsoft.com/office/word/2010/wordprocessingInk" xmlns:wps="http://schemas.microsoft.com/office/word/2010/wordprocessingShape" mc:Ignorable="w14 wp14">
+  <w:p>
+    <w:pPr>
+      <w:pStyle w:val="Footer"/>
+    </w:pPr>
+  </w:p>
+</w:ftr>
+</file>
+
+<file path=word/header1.xml><?xml version="1.0" encoding="utf-8"?>
+<w:hdr xmlns:m="http://schemas.openxmlformats.org/officeDocument/2006/math" xmlns:mc="http://schemas.openxmlformats.org/markup-compatibility/2006" xmlns:mo="http://schemas.microsoft.com/office/mac/office/2008/main" xmlns:mv="urn:schemas-microsoft-com:mac:vml" xmlns:o="urn:schemas-microsoft-com:office:office" xmlns:r="http://schemas.openxmlformats.org/officeDocument/2006/relationships" xmlns:v="urn:schemas-microsoft-com:vml" xmlns:w10="urn:schemas-microsoft-com:office:word" xmlns:w14="http://schemas.microsoft.com/office/word/2010/wordml" xmlns:w="http://schemas.openxmlformats.org/wordprocessingml/2006/main" xmlns:wne="http://schemas.microsoft.com/office/word/2006/wordml" xmlns:wp14="http://schemas.microsoft.com/office/word/2010/wordprocessingDrawing" xmlns:wp="http://schemas.openxmlformats.org/drawingml/2006/wordprocessingDrawing" xmlns:wpc="http://schemas.microsoft.com/office/word/2010/wordprocessingCanvas" xmlns:wpg="http://schemas.microsoft.com/office/word/2010/wordprocessingGroup" xmlns:wpi="http://schemas.microsoft.com/office/word/2010/wordprocessingInk" xmlns:wps="http://schemas.microsoft.com/office/word/2010/wordprocessingShape" mc:Ignorable="w14 wp14">
+  <w:p>
+    <w:pPr>
+      <w:pStyle w:val="Header"/>
+    </w:pPr>
+  </w:p>
+</w:hdr>
 </file>
 
 <file path=word/styles.xml><?xml version="1.0" encoding="utf-8"?>
